--- a/lessons/6-11-catchup/homework.docx
+++ b/lessons/6-11-catchup/homework.docx
@@ -115,7 +115,7 @@
           <wp:inline distT="0" distB="0" distL="0" distR="0">
             <wp:extent cx="1047750" cy="790575"/>
             <wp:effectExtent t="0" r="0" b="0" l="0"/>
-            <wp:docPr id="1" name="" descr="" title=""/>
+            <wp:docPr id="1" name="Mixed Number" descr="Picture illustrating the vocabulary word &quot;Mixed Number&quot;" title="Mixed Number"/>
             <wp:cNvGraphicFramePr>
               <a:graphicFrameLocks xmlns:a="http://schemas.openxmlformats.org/drawingml/2006/main" noChangeAspect="1"/>
             </wp:cNvGraphicFramePr>
@@ -161,10 +161,10 @@
           <w:b/>
           <w:bCs/>
         </w:rPr>
-        <w:t xml:space="preserve">Divide Mixed Numbers (Dividir números mixtos)</w:t>
-      </w:r>
-      <w:r>
-        <w:t xml:space="preserve"> — Change mixed numbers to improper fractions, then multiply by the reciprocal.</w:t>
+        <w:t xml:space="preserve">Mixed Number (Número mixto)</w:t>
+      </w:r>
+      <w:r>
+        <w:t xml:space="preserve"> — A whole number plus a fraction, like 2 1/3.</w:t>
       </w:r>
     </w:p>
     <w:p>
@@ -178,7 +178,7 @@
           <wp:inline distT="0" distB="0" distL="0" distR="0">
             <wp:extent cx="1047750" cy="790575"/>
             <wp:effectExtent t="0" r="0" b="0" l="0"/>
-            <wp:docPr id="1" name="" descr="" title=""/>
+            <wp:docPr id="1" name="Improper Fraction" descr="Picture illustrating the vocabulary word &quot;Improper Fraction&quot;" title="Improper Fraction"/>
             <wp:cNvGraphicFramePr>
               <a:graphicFrameLocks xmlns:a="http://schemas.openxmlformats.org/drawingml/2006/main" noChangeAspect="1"/>
             </wp:cNvGraphicFramePr>
@@ -224,10 +224,10 @@
           <w:b/>
           <w:bCs/>
         </w:rPr>
-        <w:t xml:space="preserve">Mixed Number (Número mixto)</w:t>
-      </w:r>
-      <w:r>
-        <w:t xml:space="preserve"> — A whole number plus a fraction, like 2 1/3.</w:t>
+        <w:t xml:space="preserve">Improper Fraction (Fracción impropia)</w:t>
+      </w:r>
+      <w:r>
+        <w:t xml:space="preserve"> — A fraction where the top is bigger than or equal to the bottom, like 7/4.</w:t>
       </w:r>
     </w:p>
     <w:p>
@@ -241,7 +241,7 @@
           <wp:inline distT="0" distB="0" distL="0" distR="0">
             <wp:extent cx="1047750" cy="790575"/>
             <wp:effectExtent t="0" r="0" b="0" l="0"/>
-            <wp:docPr id="1" name="" descr="" title=""/>
+            <wp:docPr id="1" name="Convert" descr="Picture illustrating the vocabulary word &quot;Convert&quot;" title="Convert"/>
             <wp:cNvGraphicFramePr>
               <a:graphicFrameLocks xmlns:a="http://schemas.openxmlformats.org/drawingml/2006/main" noChangeAspect="1"/>
             </wp:cNvGraphicFramePr>
@@ -287,10 +287,10 @@
           <w:b/>
           <w:bCs/>
         </w:rPr>
-        <w:t xml:space="preserve">Improper Fraction (Fracción impropia)</w:t>
-      </w:r>
-      <w:r>
-        <w:t xml:space="preserve"> — A fraction where the top is bigger than or equal to the bottom, like 7/4.</w:t>
+        <w:t xml:space="preserve">Convert (Convertir)</w:t>
+      </w:r>
+      <w:r>
+        <w:t xml:space="preserve"> — To change a number to a new form but keep the same value.</w:t>
       </w:r>
     </w:p>
     <w:p>
@@ -304,7 +304,7 @@
           <wp:inline distT="0" distB="0" distL="0" distR="0">
             <wp:extent cx="1047750" cy="790575"/>
             <wp:effectExtent t="0" r="0" b="0" l="0"/>
-            <wp:docPr id="1" name="" descr="" title=""/>
+            <wp:docPr id="1" name="Simplify" descr="Picture illustrating the vocabulary word &quot;Simplify&quot;" title="Simplify"/>
             <wp:cNvGraphicFramePr>
               <a:graphicFrameLocks xmlns:a="http://schemas.openxmlformats.org/drawingml/2006/main" noChangeAspect="1"/>
             </wp:cNvGraphicFramePr>
@@ -350,10 +350,10 @@
           <w:b/>
           <w:bCs/>
         </w:rPr>
-        <w:t xml:space="preserve">Convert (Convertir)</w:t>
-      </w:r>
-      <w:r>
-        <w:t xml:space="preserve"> — To change a number to a new form but keep the same value.</w:t>
+        <w:t xml:space="preserve">Simplify (Simplificar)</w:t>
+      </w:r>
+      <w:r>
+        <w:t xml:space="preserve"> — To write a fraction with smaller numbers that names the same amount, like 2/4 = 1/2.</w:t>
       </w:r>
     </w:p>
     <w:p>
@@ -367,7 +367,7 @@
           <wp:inline distT="0" distB="0" distL="0" distR="0">
             <wp:extent cx="1047750" cy="790575"/>
             <wp:effectExtent t="0" r="0" b="0" l="0"/>
-            <wp:docPr id="1" name="" descr="" title=""/>
+            <wp:docPr id="1" name="Reciprocal" descr="Picture illustrating the vocabulary word &quot;Reciprocal&quot;" title="Reciprocal"/>
             <wp:cNvGraphicFramePr>
               <a:graphicFrameLocks xmlns:a="http://schemas.openxmlformats.org/drawingml/2006/main" noChangeAspect="1"/>
             </wp:cNvGraphicFramePr>
@@ -413,10 +413,10 @@
           <w:b/>
           <w:bCs/>
         </w:rPr>
-        <w:t xml:space="preserve">Simplify (Simplificar)</w:t>
-      </w:r>
-      <w:r>
-        <w:t xml:space="preserve"> — To write a fraction with smaller numbers that names the same amount, like 2/4 = 1/2.</w:t>
+        <w:t xml:space="preserve">Reciprocal (Recíproco)</w:t>
+      </w:r>
+      <w:r>
+        <w:t xml:space="preserve"> — A fraction turned upside down. You use it in keep-change-flip.</w:t>
       </w:r>
     </w:p>
     <w:p>
@@ -430,7 +430,7 @@
           <wp:inline distT="0" distB="0" distL="0" distR="0">
             <wp:extent cx="1047750" cy="790575"/>
             <wp:effectExtent t="0" r="0" b="0" l="0"/>
-            <wp:docPr id="1" name="" descr="" title=""/>
+            <wp:docPr id="1" name="Model" descr="Picture illustrating the vocabulary word &quot;Model&quot;" title="Model"/>
             <wp:cNvGraphicFramePr>
               <a:graphicFrameLocks xmlns:a="http://schemas.openxmlformats.org/drawingml/2006/main" noChangeAspect="1"/>
             </wp:cNvGraphicFramePr>
@@ -476,10 +476,10 @@
           <w:b/>
           <w:bCs/>
         </w:rPr>
-        <w:t xml:space="preserve">Reciprocal (Recíproco)</w:t>
-      </w:r>
-      <w:r>
-        <w:t xml:space="preserve"> — A fraction turned upside down. You use it in keep-change-flip.</w:t>
+        <w:t xml:space="preserve">Model (Modelo)</w:t>
+      </w:r>
+      <w:r>
+        <w:t xml:space="preserve"> — A picture or math way to show a problem so you can solve it.</w:t>
       </w:r>
     </w:p>
     <w:p>
@@ -493,7 +493,7 @@
           <wp:inline distT="0" distB="0" distL="0" distR="0">
             <wp:extent cx="1047750" cy="790575"/>
             <wp:effectExtent t="0" r="0" b="0" l="0"/>
-            <wp:docPr id="1" name="" descr="" title=""/>
+            <wp:docPr id="1" name="Equation" descr="Picture illustrating the vocabulary word &quot;Equation&quot;" title="Equation"/>
             <wp:cNvGraphicFramePr>
               <a:graphicFrameLocks xmlns:a="http://schemas.openxmlformats.org/drawingml/2006/main" noChangeAspect="1"/>
             </wp:cNvGraphicFramePr>
@@ -539,132 +539,6 @@
           <w:b/>
           <w:bCs/>
         </w:rPr>
-        <w:t xml:space="preserve">Fraction Division Problem Solving (Resolución de problemas de división de fracciones)</w:t>
-      </w:r>
-      <w:r>
-        <w:t xml:space="preserve"> — Use fraction division to find an unknown number of groups or the size of each group.</w:t>
-      </w:r>
-    </w:p>
-    <w:p>
-      <w:pPr>
-        <w:keepNext/>
-        <w:spacing w:after="20" w:before="80"/>
-        <w:jc w:val="center"/>
-      </w:pPr>
-      <w:r>
-        <w:drawing>
-          <wp:inline distT="0" distB="0" distL="0" distR="0">
-            <wp:extent cx="1047750" cy="790575"/>
-            <wp:effectExtent t="0" r="0" b="0" l="0"/>
-            <wp:docPr id="1" name="" descr="" title=""/>
-            <wp:cNvGraphicFramePr>
-              <a:graphicFrameLocks xmlns:a="http://schemas.openxmlformats.org/drawingml/2006/main" noChangeAspect="1"/>
-            </wp:cNvGraphicFramePr>
-            <a:graphic xmlns:a="http://schemas.openxmlformats.org/drawingml/2006/main">
-              <a:graphicData uri="http://schemas.openxmlformats.org/drawingml/2006/picture">
-                <pic:pic xmlns:pic="http://schemas.openxmlformats.org/drawingml/2006/picture">
-                  <pic:nvPicPr>
-                    <pic:cNvPr id="0" name="" descr=""/>
-                    <pic:cNvPicPr>
-                      <a:picLocks noChangeAspect="1" noChangeArrowheads="1"/>
-                    </pic:cNvPicPr>
-                  </pic:nvPicPr>
-                  <pic:blipFill>
-                    <a:blip r:embed="rId14" cstate="none"/>
-                    <a:srcRect/>
-                    <a:stretch>
-                      <a:fillRect/>
-                    </a:stretch>
-                  </pic:blipFill>
-                  <pic:spPr bwMode="auto">
-                    <a:xfrm>
-                      <a:off x="0" y="0"/>
-                      <a:ext cx="1047750" cy="790575"/>
-                    </a:xfrm>
-                    <a:prstGeom prst="rect">
-                      <a:avLst/>
-                    </a:prstGeom>
-                  </pic:spPr>
-                </pic:pic>
-              </a:graphicData>
-            </a:graphic>
-          </wp:inline>
-        </w:drawing>
-      </w:r>
-    </w:p>
-    <w:p>
-      <w:pPr>
-        <w:keepNext/>
-        <w:spacing w:after="120"/>
-      </w:pPr>
-      <w:r>
-        <w:rPr>
-          <w:b/>
-          <w:bCs/>
-        </w:rPr>
-        <w:t xml:space="preserve">Model (Modelo)</w:t>
-      </w:r>
-      <w:r>
-        <w:t xml:space="preserve"> — A picture or math way to show a problem so you can solve it.</w:t>
-      </w:r>
-    </w:p>
-    <w:p>
-      <w:pPr>
-        <w:keepNext/>
-        <w:spacing w:after="20" w:before="80"/>
-        <w:jc w:val="center"/>
-      </w:pPr>
-      <w:r>
-        <w:drawing>
-          <wp:inline distT="0" distB="0" distL="0" distR="0">
-            <wp:extent cx="1047750" cy="790575"/>
-            <wp:effectExtent t="0" r="0" b="0" l="0"/>
-            <wp:docPr id="1" name="" descr="" title=""/>
-            <wp:cNvGraphicFramePr>
-              <a:graphicFrameLocks xmlns:a="http://schemas.openxmlformats.org/drawingml/2006/main" noChangeAspect="1"/>
-            </wp:cNvGraphicFramePr>
-            <a:graphic xmlns:a="http://schemas.openxmlformats.org/drawingml/2006/main">
-              <a:graphicData uri="http://schemas.openxmlformats.org/drawingml/2006/picture">
-                <pic:pic xmlns:pic="http://schemas.openxmlformats.org/drawingml/2006/picture">
-                  <pic:nvPicPr>
-                    <pic:cNvPr id="0" name="" descr=""/>
-                    <pic:cNvPicPr>
-                      <a:picLocks noChangeAspect="1" noChangeArrowheads="1"/>
-                    </pic:cNvPicPr>
-                  </pic:nvPicPr>
-                  <pic:blipFill>
-                    <a:blip r:embed="rId15" cstate="none"/>
-                    <a:srcRect/>
-                    <a:stretch>
-                      <a:fillRect/>
-                    </a:stretch>
-                  </pic:blipFill>
-                  <pic:spPr bwMode="auto">
-                    <a:xfrm>
-                      <a:off x="0" y="0"/>
-                      <a:ext cx="1047750" cy="790575"/>
-                    </a:xfrm>
-                    <a:prstGeom prst="rect">
-                      <a:avLst/>
-                    </a:prstGeom>
-                  </pic:spPr>
-                </pic:pic>
-              </a:graphicData>
-            </a:graphic>
-          </wp:inline>
-        </w:drawing>
-      </w:r>
-    </w:p>
-    <w:p>
-      <w:pPr>
-        <w:keepNext/>
-        <w:spacing w:after="120"/>
-      </w:pPr>
-      <w:r>
-        <w:rPr>
-          <w:b/>
-          <w:bCs/>
-        </w:rPr>
         <w:t xml:space="preserve">Equation (Ecuación)</w:t>
       </w:r>
       <w:r>
@@ -713,15 +587,15 @@
         <w:spacing w:after="40" w:before="0"/>
       </w:pPr>
       <w:r>
-        <w:t xml:space="preserve">     A. 2</w:t>
-      </w:r>
-    </w:p>
-    <w:p>
-      <w:pPr>
-        <w:spacing w:after="40" w:before="0"/>
-      </w:pPr>
-      <w:r>
-        <w:t xml:space="preserve">     B. 1 1/8</w:t>
+        <w:t xml:space="preserve">     A. 1 1/8</w:t>
+      </w:r>
+    </w:p>
+    <w:p>
+      <w:pPr>
+        <w:spacing w:after="40" w:before="0"/>
+      </w:pPr>
+      <w:r>
+        <w:t xml:space="preserve">     B. 2</w:t>
       </w:r>
     </w:p>
     <w:p>
@@ -768,7 +642,7 @@
         <w:spacing w:after="40" w:before="0"/>
       </w:pPr>
       <w:r>
-        <w:t xml:space="preserve">     A. 17/5</w:t>
+        <w:t xml:space="preserve">     A. 6/5</w:t>
       </w:r>
     </w:p>
     <w:p>
@@ -784,7 +658,7 @@
         <w:spacing w:after="40" w:before="0"/>
       </w:pPr>
       <w:r>
-        <w:t xml:space="preserve">     C. 6/5</w:t>
+        <w:t xml:space="preserve">     C. 17/5</w:t>
       </w:r>
     </w:p>
     <w:p>
@@ -823,23 +697,23 @@
         <w:spacing w:after="40" w:before="0"/>
       </w:pPr>
       <w:r>
-        <w:t xml:space="preserve">     A. 3 batches</w:t>
-      </w:r>
-    </w:p>
-    <w:p>
-      <w:pPr>
-        <w:spacing w:after="40" w:before="0"/>
-      </w:pPr>
-      <w:r>
-        <w:t xml:space="preserve">     B. 1 1/2 batches</w:t>
-      </w:r>
-    </w:p>
-    <w:p>
-      <w:pPr>
-        <w:spacing w:after="40" w:before="0"/>
-      </w:pPr>
-      <w:r>
-        <w:t xml:space="preserve">     C. 2 batches</w:t>
+        <w:t xml:space="preserve">     A. 1 1/2 batches</w:t>
+      </w:r>
+    </w:p>
+    <w:p>
+      <w:pPr>
+        <w:spacing w:after="40" w:before="0"/>
+      </w:pPr>
+      <w:r>
+        <w:t xml:space="preserve">     B. 2 batches</w:t>
+      </w:r>
+    </w:p>
+    <w:p>
+      <w:pPr>
+        <w:spacing w:after="40" w:before="0"/>
+      </w:pPr>
+      <w:r>
+        <w:t xml:space="preserve">     C. 3 batches</w:t>
       </w:r>
     </w:p>
     <w:p>
@@ -967,23 +841,23 @@
         <w:spacing w:after="40" w:before="0"/>
       </w:pPr>
       <w:r>
-        <w:t xml:space="preserve">     A. His math is correct (2 2/3), but his reasoning is wrong — dividing by a small fraction gives a larger result</w:t>
-      </w:r>
-    </w:p>
-    <w:p>
-      <w:pPr>
-        <w:spacing w:after="40" w:before="0"/>
-      </w:pPr>
-      <w:r>
-        <w:t xml:space="preserve">     B. His math and reasoning are both correct — the answer should be less than 1</w:t>
-      </w:r>
-    </w:p>
-    <w:p>
-      <w:pPr>
-        <w:spacing w:after="40" w:before="0"/>
-      </w:pPr>
-      <w:r>
-        <w:t xml:space="preserve">     C. His math is wrong — the answer should be 1/6</w:t>
+        <w:t xml:space="preserve">     A. His math and reasoning are both correct — the answer should be less than 1</w:t>
+      </w:r>
+    </w:p>
+    <w:p>
+      <w:pPr>
+        <w:spacing w:after="40" w:before="0"/>
+      </w:pPr>
+      <w:r>
+        <w:t xml:space="preserve">     B. His math is wrong — the answer should be 1/6</w:t>
+      </w:r>
+    </w:p>
+    <w:p>
+      <w:pPr>
+        <w:spacing w:after="40" w:before="0"/>
+      </w:pPr>
+      <w:r>
+        <w:t xml:space="preserve">     C. His math is correct (2 2/3), but his reasoning is wrong — dividing by a small fraction gives a larger result</w:t>
       </w:r>
     </w:p>
     <w:p>
@@ -1103,15 +977,143 @@
           <w:b/>
           <w:bCs/>
         </w:rPr>
-        <w:t xml:space="preserve">7. (Lesson 6.10) Mission 1: The stakeout shift is 4 1/2 hours long. Each agent covers a 1 1/2-hour watch. How many agent watches fill one shift?</w:t>
-      </w:r>
-    </w:p>
-    <w:p>
-      <w:pPr>
-        <w:spacing w:after="40" w:before="0"/>
-      </w:pPr>
-      <w:r>
-        <w:t xml:space="preserve">     A. 3</w:t>
+        <w:t xml:space="preserve">7. Fix our table's thinking</w:t>
+      </w:r>
+    </w:p>
+    <w:p>
+      <w:pPr>
+        <w:spacing w:after="40" w:before="0"/>
+      </w:pPr>
+      <w:r>
+        <w:t xml:space="preserve">   Step 1 (The problem): (Lesson 6.10) What is 1 1/2 ÷ 3/4?</w:t>
+      </w:r>
+    </w:p>
+    <w:p>
+      <w:pPr>
+        <w:spacing w:after="40" w:before="0"/>
+      </w:pPr>
+      <w:r>
+        <w:t xml:space="preserve">   Step 2 (A classmate at our table answered): 3/4</w:t>
+      </w:r>
+    </w:p>
+    <w:p>
+      <w:pPr>
+        <w:spacing w:after="60" w:before="0"/>
+      </w:pPr>
+      <w:r>
+        <w:rPr>
+          <w:i/>
+          <w:iCs/>
+        </w:rPr>
+        <w:t xml:space="preserve">Which step has the mistake? Explain and fix it:</w:t>
+      </w:r>
+    </w:p>
+    <w:p>
+      <w:pPr>
+        <w:spacing w:after="60" w:before="120"/>
+      </w:pPr>
+      <w:r>
+        <w:rPr>
+          <w:color w:val="BBBBBB"/>
+        </w:rPr>
+        <w:t xml:space="preserve">______________________________________________________________________</w:t>
+      </w:r>
+    </w:p>
+    <w:p>
+      <w:pPr>
+        <w:spacing w:after="60" w:before="120"/>
+      </w:pPr>
+      <w:r>
+        <w:rPr>
+          <w:color w:val="BBBBBB"/>
+        </w:rPr>
+        <w:t xml:space="preserve">______________________________________________________________________</w:t>
+      </w:r>
+    </w:p>
+    <w:p>
+      <w:pPr>
+        <w:spacing w:after="60" w:before="120"/>
+      </w:pPr>
+      <w:r>
+        <w:rPr>
+          <w:color w:val="BBBBBB"/>
+        </w:rPr>
+        <w:t xml:space="preserve">______________________________________________________________________</w:t>
+      </w:r>
+    </w:p>
+    <w:p>
+      <w:pPr>
+        <w:spacing w:after="80" w:before="0"/>
+      </w:pPr>
+      <w:r>
+        <w:rPr>
+          <w:b/>
+          <w:bCs/>
+        </w:rPr>
+        <w:t xml:space="preserve">8. (Lesson 6.10) Mission 1: The stakeout shift is 4 1/2 hours long. Each agent covers a 1 1/2-hour watch. How many agent watches fill one shift?</w:t>
+      </w:r>
+    </w:p>
+    <w:p>
+      <w:pPr>
+        <w:spacing w:after="40" w:before="0"/>
+      </w:pPr>
+      <w:r>
+        <w:t xml:space="preserve">     A. 2 1/2</w:t>
+      </w:r>
+    </w:p>
+    <w:p>
+      <w:pPr>
+        <w:spacing w:after="40" w:before="0"/>
+      </w:pPr>
+      <w:r>
+        <w:t xml:space="preserve">     B. 3</w:t>
+      </w:r>
+    </w:p>
+    <w:p>
+      <w:pPr>
+        <w:spacing w:after="40" w:before="0"/>
+      </w:pPr>
+      <w:r>
+        <w:t xml:space="preserve">     C. 4 1/2</w:t>
+      </w:r>
+    </w:p>
+    <w:p>
+      <w:pPr>
+        <w:spacing w:after="40" w:before="0"/>
+      </w:pPr>
+      <w:r>
+        <w:t xml:space="preserve">     D. 6</w:t>
+      </w:r>
+    </w:p>
+    <w:p>
+      <w:pPr>
+        <w:spacing w:after="60" w:before="120"/>
+      </w:pPr>
+      <w:r>
+        <w:rPr>
+          <w:color w:val="BBBBBB"/>
+        </w:rPr>
+        <w:t xml:space="preserve">______________________________________________________________________</w:t>
+      </w:r>
+    </w:p>
+    <w:p>
+      <w:pPr>
+        <w:spacing w:after="80" w:before="0"/>
+      </w:pPr>
+      <w:r>
+        <w:rPr>
+          <w:b/>
+          <w:bCs/>
+        </w:rPr>
+        <w:t xml:space="preserve">9. (Lesson 6.11) Room 1 — Evidence Locker: Agent Torres has 7/8 pound of casting clay to lift footprints. Each cast uses 1/8 pound. How many casts can she make to unlock the door?</w:t>
+      </w:r>
+    </w:p>
+    <w:p>
+      <w:pPr>
+        <w:spacing w:after="40" w:before="0"/>
+      </w:pPr>
+      <w:r>
+        <w:t xml:space="preserve">     A. 1/7</w:t>
       </w:r>
     </w:p>
     <w:p>
@@ -1127,15 +1129,15 @@
         <w:spacing w:after="40" w:before="0"/>
       </w:pPr>
       <w:r>
-        <w:t xml:space="preserve">     C. 2 1/2</w:t>
-      </w:r>
-    </w:p>
-    <w:p>
-      <w:pPr>
-        <w:spacing w:after="40" w:before="0"/>
-      </w:pPr>
-      <w:r>
-        <w:t xml:space="preserve">     D. 4 1/2</w:t>
+        <w:t xml:space="preserve">     C. 7</w:t>
+      </w:r>
+    </w:p>
+    <w:p>
+      <w:pPr>
+        <w:spacing w:after="40" w:before="0"/>
+      </w:pPr>
+      <w:r>
+        <w:t xml:space="preserve">     D. 8</w:t>
       </w:r>
     </w:p>
     <w:p>
@@ -1158,41 +1160,179 @@
           <w:b/>
           <w:bCs/>
         </w:rPr>
-        <w:t xml:space="preserve">8. (Lesson 6.11) Room 1 — Evidence Locker: Agent Torres has 7/8 pound of casting clay to lift footprints. Each cast uses 1/8 pound. How many casts can she make to unlock the door?</w:t>
-      </w:r>
-    </w:p>
-    <w:p>
-      <w:pPr>
-        <w:spacing w:after="40" w:before="0"/>
-      </w:pPr>
-      <w:r>
-        <w:t xml:space="preserve">     A. 7</w:t>
-      </w:r>
-    </w:p>
-    <w:p>
-      <w:pPr>
-        <w:spacing w:after="40" w:before="0"/>
-      </w:pPr>
-      <w:r>
-        <w:t xml:space="preserve">     B. 6</w:t>
-      </w:r>
-    </w:p>
-    <w:p>
-      <w:pPr>
-        <w:spacing w:after="40" w:before="0"/>
-      </w:pPr>
-      <w:r>
-        <w:t xml:space="preserve">     C. 8</w:t>
-      </w:r>
-    </w:p>
-    <w:p>
-      <w:pPr>
-        <w:spacing w:after="40" w:before="0"/>
-      </w:pPr>
-      <w:r>
-        <w:t xml:space="preserve">     D. 1/7</w:t>
-      </w:r>
-    </w:p>
+        <w:t xml:space="preserve">10. (Lesson 6.10) Convert each mixed number to an improper fraction.</w:t>
+      </w:r>
+    </w:p>
+    <w:tbl>
+      <w:tblPr>
+        <w:tblW w:type="pct" w:w="100%"/>
+        <w:tblBorders>
+          <w:top w:val="single" w:color="auto" w:sz="4"/>
+          <w:left w:val="single" w:color="auto" w:sz="4"/>
+          <w:bottom w:val="single" w:color="auto" w:sz="4"/>
+          <w:right w:val="single" w:color="auto" w:sz="4"/>
+          <w:insideH w:val="single" w:color="auto" w:sz="4"/>
+          <w:insideV w:val="single" w:color="auto" w:sz="4"/>
+        </w:tblBorders>
+      </w:tblPr>
+      <w:tblGrid>
+        <w:gridCol w:w="100"/>
+        <w:gridCol w:w="100"/>
+      </w:tblGrid>
+      <w:tr>
+        <w:trPr>
+          <w:tblHeader/>
+        </w:trPr>
+        <w:tc>
+          <w:tcPr>
+            <w:tcW w:type="pct" w:w="50%"/>
+          </w:tcPr>
+          <w:p>
+            <w:r>
+              <w:rPr>
+                <w:b/>
+                <w:bCs/>
+              </w:rPr>
+              <w:t xml:space="preserve">Mixed Number</w:t>
+            </w:r>
+          </w:p>
+        </w:tc>
+        <w:tc>
+          <w:tcPr>
+            <w:tcW w:type="pct" w:w="50%"/>
+          </w:tcPr>
+          <w:p>
+            <w:r>
+              <w:rPr>
+                <w:b/>
+                <w:bCs/>
+              </w:rPr>
+              <w:t xml:space="preserve">Improper Fraction</w:t>
+            </w:r>
+          </w:p>
+        </w:tc>
+      </w:tr>
+      <w:tr>
+        <w:tc>
+          <w:tcPr>
+            <w:tcW w:type="pct" w:w="50%"/>
+          </w:tcPr>
+          <w:p>
+            <w:r>
+              <w:rPr>
+                <w:b w:val="false"/>
+                <w:bCs w:val="false"/>
+              </w:rPr>
+              <w:t xml:space="preserve">1 3/4</w:t>
+            </w:r>
+          </w:p>
+        </w:tc>
+        <w:tc>
+          <w:tcPr>
+            <w:tcW w:type="pct" w:w="50%"/>
+          </w:tcPr>
+          <w:p>
+            <w:r>
+              <w:rPr>
+                <w:b w:val="false"/>
+                <w:bCs w:val="false"/>
+              </w:rPr>
+              <w:t xml:space="preserve"> </w:t>
+            </w:r>
+          </w:p>
+        </w:tc>
+      </w:tr>
+      <w:tr>
+        <w:tc>
+          <w:tcPr>
+            <w:tcW w:type="pct" w:w="50%"/>
+          </w:tcPr>
+          <w:p>
+            <w:r>
+              <w:rPr>
+                <w:b w:val="false"/>
+                <w:bCs w:val="false"/>
+              </w:rPr>
+              <w:t xml:space="preserve">2 2/3</w:t>
+            </w:r>
+          </w:p>
+        </w:tc>
+        <w:tc>
+          <w:tcPr>
+            <w:tcW w:type="pct" w:w="50%"/>
+          </w:tcPr>
+          <w:p>
+            <w:r>
+              <w:rPr>
+                <w:b w:val="false"/>
+                <w:bCs w:val="false"/>
+              </w:rPr>
+              <w:t xml:space="preserve"> </w:t>
+            </w:r>
+          </w:p>
+        </w:tc>
+      </w:tr>
+      <w:tr>
+        <w:tc>
+          <w:tcPr>
+            <w:tcW w:type="pct" w:w="50%"/>
+          </w:tcPr>
+          <w:p>
+            <w:r>
+              <w:rPr>
+                <w:b w:val="false"/>
+                <w:bCs w:val="false"/>
+              </w:rPr>
+              <w:t xml:space="preserve">4 1/2</w:t>
+            </w:r>
+          </w:p>
+        </w:tc>
+        <w:tc>
+          <w:tcPr>
+            <w:tcW w:type="pct" w:w="50%"/>
+          </w:tcPr>
+          <w:p>
+            <w:r>
+              <w:rPr>
+                <w:b w:val="false"/>
+                <w:bCs w:val="false"/>
+              </w:rPr>
+              <w:t xml:space="preserve"> </w:t>
+            </w:r>
+          </w:p>
+        </w:tc>
+      </w:tr>
+      <w:tr>
+        <w:tc>
+          <w:tcPr>
+            <w:tcW w:type="pct" w:w="50%"/>
+          </w:tcPr>
+          <w:p>
+            <w:r>
+              <w:rPr>
+                <w:b w:val="false"/>
+                <w:bCs w:val="false"/>
+              </w:rPr>
+              <w:t xml:space="preserve">3 1/5</w:t>
+            </w:r>
+          </w:p>
+        </w:tc>
+        <w:tc>
+          <w:tcPr>
+            <w:tcW w:type="pct" w:w="50%"/>
+          </w:tcPr>
+          <w:p>
+            <w:r>
+              <w:rPr>
+                <w:b w:val="false"/>
+                <w:bCs w:val="false"/>
+              </w:rPr>
+              <w:t xml:space="preserve"> </w:t>
+            </w:r>
+          </w:p>
+        </w:tc>
+      </w:tr>
+    </w:tbl>
     <w:p>
       <w:pPr>
         <w:spacing w:after="60" w:before="120"/>
@@ -1231,7 +1371,7 @@
           <w:b/>
           <w:bCs/>
         </w:rPr>
-        <w:t xml:space="preserve">1. A. 2</w:t>
+        <w:t xml:space="preserve">1. B. 2</w:t>
       </w:r>
     </w:p>
     <w:p>
@@ -1263,7 +1403,7 @@
           <w:b/>
           <w:bCs/>
         </w:rPr>
-        <w:t xml:space="preserve">2. A. 17/5</w:t>
+        <w:t xml:space="preserve">2. C. 17/5</w:t>
       </w:r>
     </w:p>
     <w:p>
@@ -1295,7 +1435,7 @@
           <w:b/>
           <w:bCs/>
         </w:rPr>
-        <w:t xml:space="preserve">3. A. 3 batches</w:t>
+        <w:t xml:space="preserve">3. C. 3 batches</w:t>
       </w:r>
     </w:p>
     <w:p>
@@ -1363,7 +1503,7 @@
           <w:b/>
           <w:bCs/>
         </w:rPr>
-        <w:t xml:space="preserve">5. A. His math is correct (2 2/3), but his reasoning is wrong — dividing by a small fraction gives a larger result</w:t>
+        <w:t xml:space="preserve">5. C. His math is correct (2 2/3), but his reasoning is wrong — dividing by a small fraction gives a larger result</w:t>
       </w:r>
     </w:p>
     <w:p>
@@ -1431,7 +1571,35 @@
           <w:b/>
           <w:bCs/>
         </w:rPr>
-        <w:t xml:space="preserve">7. A. 3</w:t>
+        <w:t xml:space="preserve">7. Fix our table's thinking</w:t>
+      </w:r>
+    </w:p>
+    <w:p>
+      <w:pPr>
+        <w:spacing w:after="20" w:before="0"/>
+      </w:pPr>
+      <w:r>
+        <w:t xml:space="preserve">     The mistake is in Step 2.</w:t>
+      </w:r>
+    </w:p>
+    <w:p>
+      <w:pPr>
+        <w:spacing w:after="20" w:before="0"/>
+      </w:pPr>
+      <w:r>
+        <w:t xml:space="preserve">     Correct work: The correct answer is 2. 1 1/2 = 3/2. Then 3/2 ÷ 3/4 = 3/2 × 4/3 = 12/6 = 2.</w:t>
+      </w:r>
+    </w:p>
+    <w:p>
+      <w:pPr>
+        <w:spacing w:after="40" w:before="0"/>
+      </w:pPr>
+      <w:r>
+        <w:rPr>
+          <w:b/>
+          <w:bCs/>
+        </w:rPr>
+        <w:t xml:space="preserve">8. B. 3</w:t>
       </w:r>
     </w:p>
     <w:p>
@@ -1463,7 +1631,7 @@
           <w:b/>
           <w:bCs/>
         </w:rPr>
-        <w:t xml:space="preserve">8. A. 7</w:t>
+        <w:t xml:space="preserve">9. C. 7</w:t>
       </w:r>
     </w:p>
     <w:p>
@@ -1471,7 +1639,7 @@
         <w:spacing w:after="20" w:before="0"/>
       </w:pPr>
       <w:r>
-        <w:t xml:space="preserve">     The total (7/8 lb) is the dividend and each cast (1/8 lb) is the divisor: 7/8 ÷ 1/8 = 7/8 × 8/1 = 56/8 = 7 casts.</w:t>
+        <w:t xml:space="preserve">     The total is the dividend: 7/8 lb. Each cast is the divisor: 1/8 lb. So divide: 7/8 ÷ 1/8. Multiply by the reciprocal: 7/8 × 8/1 = 56/8 = 7 casts.</w:t>
       </w:r>
     </w:p>
     <w:p>
@@ -1484,6 +1652,58 @@
           <w:iCs/>
         </w:rPr>
         <w:t xml:space="preserve">     Watch for: A common mistake in Fraction Division Problem Solving is reversing which fraction is the dividend and which is the divisor when setting up the equation from a word problem. For example: a pitcher holds 3/4 cup of punch, and each serving is 1/8 cup — how many servings? The correct setup is total ÷ group size = 3/4 ÷ 1/8 = 3/4 × 8/1 = 24/4 = 6 servings. A student who reverses the setup calculates 1/8 ÷ 3/4 = 1/8 × 4/3 = 4/24 = 1/6, an answer smaller than 1 that can't possibly be a serving count. Before you submit, check: does my answer make sense as a NUMBER OF GROUPS? If the setup gives a fraction less than 1 for a 'how many' question, you likely swapped the dividend and divisor.</w:t>
+      </w:r>
+    </w:p>
+    <w:p>
+      <w:pPr>
+        <w:spacing w:after="40" w:before="0"/>
+      </w:pPr>
+      <w:r>
+        <w:rPr>
+          <w:b/>
+          <w:bCs/>
+        </w:rPr>
+        <w:t xml:space="preserve">10. (Lesson 6.10) Convert each mixed number to an improper fraction.</w:t>
+      </w:r>
+    </w:p>
+    <w:p>
+      <w:pPr>
+        <w:spacing w:after="20" w:before="0"/>
+      </w:pPr>
+      <w:r>
+        <w:t xml:space="preserve">     1 3/4 → 7/4</w:t>
+      </w:r>
+    </w:p>
+    <w:p>
+      <w:pPr>
+        <w:spacing w:after="20" w:before="0"/>
+      </w:pPr>
+      <w:r>
+        <w:t xml:space="preserve">     2 2/3 → 8/3</w:t>
+      </w:r>
+    </w:p>
+    <w:p>
+      <w:pPr>
+        <w:spacing w:after="20" w:before="0"/>
+      </w:pPr>
+      <w:r>
+        <w:t xml:space="preserve">     4 1/2 → 9/2</w:t>
+      </w:r>
+    </w:p>
+    <w:p>
+      <w:pPr>
+        <w:spacing w:after="20" w:before="0"/>
+      </w:pPr>
+      <w:r>
+        <w:t xml:space="preserve">     3 1/5 → 16/5</w:t>
+      </w:r>
+    </w:p>
+    <w:p>
+      <w:pPr>
+        <w:spacing w:after="40" w:before="0"/>
+      </w:pPr>
+      <w:r>
+        <w:t xml:space="preserve"/>
       </w:r>
     </w:p>
     <w:sectPr>
@@ -1672,7 +1892,14 @@
 <file path=word/styles.xml><?xml version="1.0" encoding="utf-8"?>
 <w:styles xmlns:mc="http://schemas.openxmlformats.org/markup-compatibility/2006" xmlns:r="http://schemas.openxmlformats.org/officeDocument/2006/relationships" xmlns:w="http://schemas.openxmlformats.org/wordprocessingml/2006/main" xmlns:w14="http://schemas.microsoft.com/office/word/2010/wordml" xmlns:w15="http://schemas.microsoft.com/office/word/2012/wordml" mc:Ignorable="w14 w15">
   <w:docDefaults>
-    <w:rPrDefault/>
+    <w:rPrDefault>
+      <w:rPr>
+        <w:rFonts w:ascii="Arial" w:cs="Arial" w:eastAsia="Arial" w:hAnsi="Arial"/>
+        <w:sz w:val="22"/>
+        <w:szCs w:val="22"/>
+        <w:lang w:val="en-US"/>
+      </w:rPr>
+    </w:rPrDefault>
     <w:pPrDefault/>
   </w:docDefaults>
   <w:style w:type="paragraph" w:styleId="Title">
@@ -1690,10 +1917,16 @@
     <w:basedOn w:val="Normal"/>
     <w:next w:val="Normal"/>
     <w:qFormat/>
+    <w:pPr>
+      <w:keepNext/>
+    </w:pPr>
     <w:rPr>
-      <w:color w:val="2E74B5"/>
-      <w:sz w:val="32"/>
-      <w:szCs w:val="32"/>
+      <w:rFonts w:ascii="Arial" w:cs="Arial" w:eastAsia="Arial" w:hAnsi="Arial"/>
+      <w:b/>
+      <w:bCs/>
+      <w:color w:val="183E56"/>
+      <w:sz w:val="34"/>
+      <w:szCs w:val="34"/>
     </w:rPr>
   </w:style>
   <w:style w:type="paragraph" w:styleId="Heading2">
@@ -1701,8 +1934,14 @@
     <w:basedOn w:val="Normal"/>
     <w:next w:val="Normal"/>
     <w:qFormat/>
+    <w:pPr>
+      <w:keepNext/>
+    </w:pPr>
     <w:rPr>
-      <w:color w:val="2E74B5"/>
+      <w:rFonts w:ascii="Arial" w:cs="Arial" w:eastAsia="Arial" w:hAnsi="Arial"/>
+      <w:b/>
+      <w:bCs/>
+      <w:color w:val="176B70"/>
       <w:sz w:val="26"/>
       <w:szCs w:val="26"/>
     </w:rPr>

--- a/lessons/6-11-catchup/homework.docx
+++ b/lessons/6-11-catchup/homework.docx
@@ -1342,368 +1342,6 @@
           <w:color w:val="BBBBBB"/>
         </w:rPr>
         <w:t xml:space="preserve">______________________________________________________________________</w:t>
-      </w:r>
-    </w:p>
-    <w:p>
-      <w:r>
-        <w:br w:type="page"/>
-      </w:r>
-    </w:p>
-    <w:p>
-      <w:pPr>
-        <w:pStyle w:val="Heading1"/>
-        <w:spacing w:after="120"/>
-      </w:pPr>
-      <w:r>
-        <w:rPr>
-          <w:b/>
-          <w:bCs/>
-        </w:rPr>
-        <w:t xml:space="preserve">Answer Key (Teacher)</w:t>
-      </w:r>
-    </w:p>
-    <w:p>
-      <w:pPr>
-        <w:spacing w:after="40" w:before="0"/>
-      </w:pPr>
-      <w:r>
-        <w:rPr>
-          <w:b/>
-          <w:bCs/>
-        </w:rPr>
-        <w:t xml:space="preserve">1. B. 2</w:t>
-      </w:r>
-    </w:p>
-    <w:p>
-      <w:pPr>
-        <w:spacing w:after="20" w:before="0"/>
-      </w:pPr>
-      <w:r>
-        <w:t xml:space="preserve">     1 1/2 = 3/2. Then 3/2 ÷ 3/4 = 3/2 × 4/3 = 12/6 = 2.</w:t>
-      </w:r>
-    </w:p>
-    <w:p>
-      <w:pPr>
-        <w:spacing w:after="80" w:before="0"/>
-      </w:pPr>
-      <w:r>
-        <w:rPr>
-          <w:i/>
-          <w:iCs/>
-        </w:rPr>
-        <w:t xml:space="preserve">     Watch for: A common mistake in Fraction Division Problem Solving is reversing which fraction is the dividend and which is the divisor when setting up the equation from a word problem. For example: a pitcher holds 3/4 cup of punch, and each serving is 1/8 cup — how many servings? The correct setup is total ÷ group size = 3/4 ÷ 1/8 = 3/4 × 8/1 = 24/4 = 6 servings. A student who reverses the setup calculates 1/8 ÷ 3/4 = 1/8 × 4/3 = 4/24 = 1/6, an answer smaller than 1 that can't possibly be a serving count. Before you submit, check: does my answer make sense as a NUMBER OF GROUPS? If the setup gives a fraction less than 1 for a 'how many' question, you likely swapped the dividend and divisor.</w:t>
-      </w:r>
-    </w:p>
-    <w:p>
-      <w:pPr>
-        <w:spacing w:after="40" w:before="0"/>
-      </w:pPr>
-      <w:r>
-        <w:rPr>
-          <w:b/>
-          <w:bCs/>
-        </w:rPr>
-        <w:t xml:space="preserve">2. C. 17/5</w:t>
-      </w:r>
-    </w:p>
-    <w:p>
-      <w:pPr>
-        <w:spacing w:after="20" w:before="0"/>
-      </w:pPr>
-      <w:r>
-        <w:t xml:space="preserve">     3 × 5 = 15, then 15 + 2 = 17. So 3 2/5 = 17/5.</w:t>
-      </w:r>
-    </w:p>
-    <w:p>
-      <w:pPr>
-        <w:spacing w:after="80" w:before="0"/>
-      </w:pPr>
-      <w:r>
-        <w:rPr>
-          <w:i/>
-          <w:iCs/>
-        </w:rPr>
-        <w:t xml:space="preserve">     Watch for: A common mistake in Fraction Division Problem Solving is reversing which fraction is the dividend and which is the divisor when setting up the equation from a word problem. For example: a pitcher holds 3/4 cup of punch, and each serving is 1/8 cup — how many servings? The correct setup is total ÷ group size = 3/4 ÷ 1/8 = 3/4 × 8/1 = 24/4 = 6 servings. A student who reverses the setup calculates 1/8 ÷ 3/4 = 1/8 × 4/3 = 4/24 = 1/6, an answer smaller than 1 that can't possibly be a serving count. Before you submit, check: does my answer make sense as a NUMBER OF GROUPS? If the setup gives a fraction less than 1 for a 'how many' question, you likely swapped the dividend and divisor.</w:t>
-      </w:r>
-    </w:p>
-    <w:p>
-      <w:pPr>
-        <w:spacing w:after="40" w:before="0"/>
-      </w:pPr>
-      <w:r>
-        <w:rPr>
-          <w:b/>
-          <w:bCs/>
-        </w:rPr>
-        <w:t xml:space="preserve">3. C. 3 batches</w:t>
-      </w:r>
-    </w:p>
-    <w:p>
-      <w:pPr>
-        <w:spacing w:after="20" w:before="0"/>
-      </w:pPr>
-      <w:r>
-        <w:t xml:space="preserve">     Convert 2 1/4 = 9/4. Then 2 1/4 ÷ 3/4 = 9/4 × 4/3 = 36/12 = 3 batches.</w:t>
-      </w:r>
-    </w:p>
-    <w:p>
-      <w:pPr>
-        <w:spacing w:after="80" w:before="0"/>
-      </w:pPr>
-      <w:r>
-        <w:rPr>
-          <w:i/>
-          <w:iCs/>
-        </w:rPr>
-        <w:t xml:space="preserve">     Watch for: A common mistake in Fraction Division Problem Solving is reversing which fraction is the dividend and which is the divisor when setting up the equation from a word problem. For example: a pitcher holds 3/4 cup of punch, and each serving is 1/8 cup — how many servings? The correct setup is total ÷ group size = 3/4 ÷ 1/8 = 3/4 × 8/1 = 24/4 = 6 servings. A student who reverses the setup calculates 1/8 ÷ 3/4 = 1/8 × 4/3 = 4/24 = 1/6, an answer smaller than 1 that can't possibly be a serving count. Before you submit, check: does my answer make sense as a NUMBER OF GROUPS? If the setup gives a fraction less than 1 for a 'how many' question, you likely swapped the dividend and divisor.</w:t>
-      </w:r>
-    </w:p>
-    <w:p>
-      <w:pPr>
-        <w:spacing w:after="40" w:before="0"/>
-      </w:pPr>
-      <w:r>
-        <w:rPr>
-          <w:b/>
-          <w:bCs/>
-        </w:rPr>
-        <w:t xml:space="preserve">4. (Lesson 6.10) Spot the Common Mistake</w:t>
-      </w:r>
-    </w:p>
-    <w:p>
-      <w:pPr>
-        <w:spacing w:after="20" w:before="0"/>
-      </w:pPr>
-      <w:r>
-        <w:t xml:space="preserve">     The mistake is in Step 2.</w:t>
-      </w:r>
-    </w:p>
-    <w:p>
-      <w:pPr>
-        <w:spacing w:after="20" w:before="0"/>
-      </w:pPr>
-      <w:r>
-        <w:t xml:space="preserve">     Correct work: The student divided before converting the mixed number. First convert: 3 1/3 = 10/3. Then 10/3 ÷ 2/3 = 10/3 × 3/2 = 30/6 = 5, not 3 1/2.</w:t>
-      </w:r>
-    </w:p>
-    <w:p>
-      <w:pPr>
-        <w:spacing w:after="80" w:before="0"/>
-      </w:pPr>
-      <w:r>
-        <w:t xml:space="preserve">     Watch for: The break happens at the second step: the student jumped straight to Keep, Change, Flip while 3 1/3 was still a mixed number, then multiplied only the fraction part. Convert first — 3 1/3 = 10/3 — then 10/3 × 3/2 = 30/6 = 5, not 3 1/2.</w:t>
-      </w:r>
-    </w:p>
-    <w:p>
-      <w:pPr>
-        <w:spacing w:after="40" w:before="0"/>
-      </w:pPr>
-      <w:r>
-        <w:rPr>
-          <w:b/>
-          <w:bCs/>
-        </w:rPr>
-        <w:t xml:space="preserve">5. C. His math is correct (2 2/3), but his reasoning is wrong — dividing by a small fraction gives a larger result</w:t>
-      </w:r>
-    </w:p>
-    <w:p>
-      <w:pPr>
-        <w:spacing w:after="20" w:before="0"/>
-      </w:pPr>
-      <w:r>
-        <w:t xml:space="preserve">     2/3 ÷ 1/4 = 2/3 × 4/1 = 8/3 = 2 2/3. This IS correct. When you divide by a number less than 1, the quotient is greater than the dividend.</w:t>
-      </w:r>
-    </w:p>
-    <w:p>
-      <w:pPr>
-        <w:spacing w:after="80" w:before="0"/>
-      </w:pPr>
-      <w:r>
-        <w:rPr>
-          <w:i/>
-          <w:iCs/>
-        </w:rPr>
-        <w:t xml:space="preserve">     Watch for: A common mistake in Fraction Division Problem Solving is reversing which fraction is the dividend and which is the divisor when setting up the equation from a word problem. For example: a pitcher holds 3/4 cup of punch, and each serving is 1/8 cup — how many servings? The correct setup is total ÷ group size = 3/4 ÷ 1/8 = 3/4 × 8/1 = 24/4 = 6 servings. A student who reverses the setup calculates 1/8 ÷ 3/4 = 1/8 × 4/3 = 4/24 = 1/6, an answer smaller than 1 that can't possibly be a serving count. Before you submit, check: does my answer make sense as a NUMBER OF GROUPS? If the setup gives a fraction less than 1 for a 'how many' question, you likely swapped the dividend and divisor.</w:t>
-      </w:r>
-    </w:p>
-    <w:p>
-      <w:pPr>
-        <w:spacing w:after="40" w:before="0"/>
-      </w:pPr>
-      <w:r>
-        <w:rPr>
-          <w:b/>
-          <w:bCs/>
-        </w:rPr>
-        <w:t xml:space="preserve">6. (Lesson 6.11) Spot the Common Mistake</w:t>
-      </w:r>
-    </w:p>
-    <w:p>
-      <w:pPr>
-        <w:spacing w:after="20" w:before="0"/>
-      </w:pPr>
-      <w:r>
-        <w:t xml:space="preserve">     The mistake is in Step 2.</w:t>
-      </w:r>
-    </w:p>
-    <w:p>
-      <w:pPr>
-        <w:spacing w:after="20" w:before="0"/>
-      </w:pPr>
-      <w:r>
-        <w:t xml:space="preserve">     Correct work: The student set up the division correctly but forgot to flip the divisor. Keep, Change, Flip means multiply by the reciprocal of 1/8, which is 8/1: 3/4 ÷ 1/8 = 3/4 × 8/1 = 24/4 = 6 test tubes. Check: 6 × 1/8 = 6/8 = 3/4.</w:t>
-      </w:r>
-    </w:p>
-    <w:p>
-      <w:pPr>
-        <w:spacing w:after="80" w:before="0"/>
-      </w:pPr>
-      <w:r>
-        <w:t xml:space="preserve">     Watch for: The setup 3/4 ÷ 1/8 was right, but the divisor was never flipped. Keep-Change-Flip means multiplying by the reciprocal of 1/8, which is 8/1: 3/4 × 8/1 = 24/4 = 6 test tubes. Checking confirms it, since 6 × 1/8 = 6/8 = 3/4.</w:t>
-      </w:r>
-    </w:p>
-    <w:p>
-      <w:pPr>
-        <w:spacing w:after="40" w:before="0"/>
-      </w:pPr>
-      <w:r>
-        <w:rPr>
-          <w:b/>
-          <w:bCs/>
-        </w:rPr>
-        <w:t xml:space="preserve">7. Fix our table's thinking</w:t>
-      </w:r>
-    </w:p>
-    <w:p>
-      <w:pPr>
-        <w:spacing w:after="20" w:before="0"/>
-      </w:pPr>
-      <w:r>
-        <w:t xml:space="preserve">     The mistake is in Step 2.</w:t>
-      </w:r>
-    </w:p>
-    <w:p>
-      <w:pPr>
-        <w:spacing w:after="20" w:before="0"/>
-      </w:pPr>
-      <w:r>
-        <w:t xml:space="preserve">     Correct work: The correct answer is 2. 1 1/2 = 3/2. Then 3/2 ÷ 3/4 = 3/2 × 4/3 = 12/6 = 2.</w:t>
-      </w:r>
-    </w:p>
-    <w:p>
-      <w:pPr>
-        <w:spacing w:after="40" w:before="0"/>
-      </w:pPr>
-      <w:r>
-        <w:rPr>
-          <w:b/>
-          <w:bCs/>
-        </w:rPr>
-        <w:t xml:space="preserve">8. B. 3</w:t>
-      </w:r>
-    </w:p>
-    <w:p>
-      <w:pPr>
-        <w:spacing w:after="20" w:before="0"/>
-      </w:pPr>
-      <w:r>
-        <w:t xml:space="preserve">     4 1/2 = 9/2 and 1 1/2 = 3/2. So 9/2 ÷ 3/2 = 9/2 × 2/3 = 18/6 = 3 watches.</w:t>
-      </w:r>
-    </w:p>
-    <w:p>
-      <w:pPr>
-        <w:spacing w:after="80" w:before="0"/>
-      </w:pPr>
-      <w:r>
-        <w:rPr>
-          <w:i/>
-          <w:iCs/>
-        </w:rPr>
-        <w:t xml:space="preserve">     Watch for: A common mistake in Fraction Division Problem Solving is reversing which fraction is the dividend and which is the divisor when setting up the equation from a word problem. For example: a pitcher holds 3/4 cup of punch, and each serving is 1/8 cup — how many servings? The correct setup is total ÷ group size = 3/4 ÷ 1/8 = 3/4 × 8/1 = 24/4 = 6 servings. A student who reverses the setup calculates 1/8 ÷ 3/4 = 1/8 × 4/3 = 4/24 = 1/6, an answer smaller than 1 that can't possibly be a serving count. Before you submit, check: does my answer make sense as a NUMBER OF GROUPS? If the setup gives a fraction less than 1 for a 'how many' question, you likely swapped the dividend and divisor.</w:t>
-      </w:r>
-    </w:p>
-    <w:p>
-      <w:pPr>
-        <w:spacing w:after="40" w:before="0"/>
-      </w:pPr>
-      <w:r>
-        <w:rPr>
-          <w:b/>
-          <w:bCs/>
-        </w:rPr>
-        <w:t xml:space="preserve">9. C. 7</w:t>
-      </w:r>
-    </w:p>
-    <w:p>
-      <w:pPr>
-        <w:spacing w:after="20" w:before="0"/>
-      </w:pPr>
-      <w:r>
-        <w:t xml:space="preserve">     The total is the dividend: 7/8 lb. Each cast is the divisor: 1/8 lb. So divide: 7/8 ÷ 1/8. Multiply by the reciprocal: 7/8 × 8/1 = 56/8 = 7 casts.</w:t>
-      </w:r>
-    </w:p>
-    <w:p>
-      <w:pPr>
-        <w:spacing w:after="80" w:before="0"/>
-      </w:pPr>
-      <w:r>
-        <w:rPr>
-          <w:i/>
-          <w:iCs/>
-        </w:rPr>
-        <w:t xml:space="preserve">     Watch for: A common mistake in Fraction Division Problem Solving is reversing which fraction is the dividend and which is the divisor when setting up the equation from a word problem. For example: a pitcher holds 3/4 cup of punch, and each serving is 1/8 cup — how many servings? The correct setup is total ÷ group size = 3/4 ÷ 1/8 = 3/4 × 8/1 = 24/4 = 6 servings. A student who reverses the setup calculates 1/8 ÷ 3/4 = 1/8 × 4/3 = 4/24 = 1/6, an answer smaller than 1 that can't possibly be a serving count. Before you submit, check: does my answer make sense as a NUMBER OF GROUPS? If the setup gives a fraction less than 1 for a 'how many' question, you likely swapped the dividend and divisor.</w:t>
-      </w:r>
-    </w:p>
-    <w:p>
-      <w:pPr>
-        <w:spacing w:after="40" w:before="0"/>
-      </w:pPr>
-      <w:r>
-        <w:rPr>
-          <w:b/>
-          <w:bCs/>
-        </w:rPr>
-        <w:t xml:space="preserve">10. (Lesson 6.10) Convert each mixed number to an improper fraction.</w:t>
-      </w:r>
-    </w:p>
-    <w:p>
-      <w:pPr>
-        <w:spacing w:after="20" w:before="0"/>
-      </w:pPr>
-      <w:r>
-        <w:t xml:space="preserve">     1 3/4 → 7/4</w:t>
-      </w:r>
-    </w:p>
-    <w:p>
-      <w:pPr>
-        <w:spacing w:after="20" w:before="0"/>
-      </w:pPr>
-      <w:r>
-        <w:t xml:space="preserve">     2 2/3 → 8/3</w:t>
-      </w:r>
-    </w:p>
-    <w:p>
-      <w:pPr>
-        <w:spacing w:after="20" w:before="0"/>
-      </w:pPr>
-      <w:r>
-        <w:t xml:space="preserve">     4 1/2 → 9/2</w:t>
-      </w:r>
-    </w:p>
-    <w:p>
-      <w:pPr>
-        <w:spacing w:after="20" w:before="0"/>
-      </w:pPr>
-      <w:r>
-        <w:t xml:space="preserve">     3 1/5 → 16/5</w:t>
-      </w:r>
-    </w:p>
-    <w:p>
-      <w:pPr>
-        <w:spacing w:after="40" w:before="0"/>
-      </w:pPr>
-      <w:r>
-        <w:t xml:space="preserve"/>
       </w:r>
     </w:p>
     <w:sectPr>
